--- a/Documentacion/Evaluaciones/Evaluacion 3/3.1.3 Plan de Pruebas de Rendimiento.docx
+++ b/Documentacion/Evaluaciones/Evaluacion 3/3.1.3 Plan de Pruebas de Rendimiento.docx
@@ -147,13 +147,8 @@
           <w:rFonts w:hint="eastAsia"/>
         </w:rPr>
       </w:pPr>
-      <w:proofErr w:type="spellStart"/>
       <w:r>
-        <w:t>ReservaFacil</w:t>
-      </w:r>
-      <w:proofErr w:type="spellEnd"/>
-      <w:r>
-        <w:t xml:space="preserve"> – Plataforma Web de Gestión de Reservas para Barbería</w:t>
+        <w:t>ReservaFacil – Plataforma Web de Gestión de Reservas para Barbería</w:t>
       </w:r>
     </w:p>
     <w:p>
@@ -175,13 +170,8 @@
         </w:rPr>
       </w:pPr>
       <w:r>
-        <w:t xml:space="preserve">Grupo </w:t>
+        <w:t>Grupo N°</w:t>
       </w:r>
-      <w:proofErr w:type="spellStart"/>
-      <w:r>
-        <w:t>N°</w:t>
-      </w:r>
-      <w:proofErr w:type="spellEnd"/>
     </w:p>
     <w:p>
       <w:pPr>
@@ -355,11 +345,9 @@
                 <w:highlight w:val="yellow"/>
               </w:rPr>
             </w:pPr>
-            <w:proofErr w:type="spellStart"/>
             <w:r>
               <w:t>BarberShop</w:t>
             </w:r>
-            <w:proofErr w:type="spellEnd"/>
           </w:p>
         </w:tc>
       </w:tr>
@@ -905,13 +893,8 @@
               </w:rPr>
             </w:pPr>
             <w:r>
-              <w:t xml:space="preserve">Versión </w:t>
-            </w:r>
-            <w:proofErr w:type="spellStart"/>
-            <w:r>
-              <w:t>doc</w:t>
-            </w:r>
-            <w:proofErr w:type="spellEnd"/>
+              <w:t>Versión doc</w:t>
+            </w:r>
           </w:p>
         </w:tc>
         <w:tc>
@@ -2434,21 +2417,7 @@
         <w:rPr>
           <w:rFonts w:cs="Arial"/>
         </w:rPr>
-        <w:t xml:space="preserve">Además, las pruebas consideran la validación de la persistencia de datos, la estabilidad del sistema bajo múltiples solicitudes consecutivas, la correcta comunicación entre el </w:t>
-      </w:r>
-      <w:proofErr w:type="spellStart"/>
-      <w:r>
-        <w:rPr>
-          <w:rFonts w:cs="Arial"/>
-        </w:rPr>
-        <w:t>backend</w:t>
-      </w:r>
-      <w:proofErr w:type="spellEnd"/>
-      <w:r>
-        <w:rPr>
-          <w:rFonts w:cs="Arial"/>
-        </w:rPr>
-        <w:t xml:space="preserve"> Django y PostgreSQL, así como la disponibilidad del sistema desplegado en Render. También se evalúa el comportamiento general de la aplicación frente a operaciones simultáneas realizadas por distintos usuarios.</w:t>
+        <w:t>Además, las pruebas consideran la validación de la persistencia de datos, la estabilidad del sistema bajo múltiples solicitudes consecutivas, la correcta comunicación entre el backend Django y PostgreSQL, así como la disponibilidad del sistema desplegado en Render. También se evalúa el comportamiento general de la aplicación frente a operaciones simultáneas realizadas por distintos usuarios.</w:t>
       </w:r>
     </w:p>
     <w:p>
@@ -2614,11 +2583,9 @@
                 <w:rFonts w:hint="eastAsia"/>
               </w:rPr>
             </w:pPr>
-            <w:proofErr w:type="spellStart"/>
             <w:r>
               <w:t>Frontend</w:t>
             </w:r>
-            <w:proofErr w:type="spellEnd"/>
           </w:p>
         </w:tc>
         <w:tc>
@@ -2669,11 +2636,9 @@
                 <w:rFonts w:hint="eastAsia"/>
               </w:rPr>
             </w:pPr>
-            <w:proofErr w:type="spellStart"/>
             <w:r>
               <w:t>Backend</w:t>
             </w:r>
-            <w:proofErr w:type="spellEnd"/>
           </w:p>
         </w:tc>
         <w:tc>
@@ -3742,6 +3707,9 @@
                 <w:rFonts w:hint="eastAsia"/>
               </w:rPr>
             </w:pPr>
+            <w:r>
+              <w:t>SI</w:t>
+            </w:r>
           </w:p>
         </w:tc>
       </w:tr>
@@ -4215,6 +4183,9 @@
                 <w:rFonts w:hint="eastAsia"/>
               </w:rPr>
             </w:pPr>
+            <w:r>
+              <w:t>SI</w:t>
+            </w:r>
           </w:p>
         </w:tc>
       </w:tr>
@@ -4684,6 +4655,9 @@
                 <w:rFonts w:hint="eastAsia"/>
               </w:rPr>
             </w:pPr>
+            <w:r>
+              <w:t>SI</w:t>
+            </w:r>
           </w:p>
         </w:tc>
       </w:tr>
@@ -5164,6 +5138,9 @@
                 <w:rFonts w:hint="eastAsia"/>
               </w:rPr>
             </w:pPr>
+            <w:r>
+              <w:t>SI</w:t>
+            </w:r>
           </w:p>
         </w:tc>
       </w:tr>
@@ -5619,6 +5596,9 @@
                 <w:rFonts w:hint="eastAsia"/>
               </w:rPr>
             </w:pPr>
+            <w:r>
+              <w:t>SI</w:t>
+            </w:r>
           </w:p>
         </w:tc>
       </w:tr>
@@ -6052,6 +6032,9 @@
                 <w:rFonts w:hint="eastAsia"/>
               </w:rPr>
             </w:pPr>
+            <w:r>
+              <w:t xml:space="preserve">SI </w:t>
+            </w:r>
           </w:p>
         </w:tc>
       </w:tr>
@@ -6621,6 +6604,9 @@
                 <w:rFonts w:hint="eastAsia"/>
               </w:rPr>
             </w:pPr>
+            <w:r>
+              <w:t>SI</w:t>
+            </w:r>
           </w:p>
         </w:tc>
       </w:tr>
@@ -7120,6 +7106,9 @@
                 <w:rFonts w:hint="eastAsia"/>
               </w:rPr>
             </w:pPr>
+            <w:r>
+              <w:t>SI</w:t>
+            </w:r>
           </w:p>
         </w:tc>
       </w:tr>
@@ -7166,15 +7155,7 @@
               </w:rPr>
             </w:pPr>
             <w:r>
-              <w:t xml:space="preserve">Validar acceso y administración de registros desde Django </w:t>
-            </w:r>
-            <w:proofErr w:type="spellStart"/>
-            <w:r>
-              <w:t>Admin</w:t>
-            </w:r>
-            <w:proofErr w:type="spellEnd"/>
-            <w:r>
-              <w:t>.</w:t>
+              <w:t>Validar acceso y administración de registros desde Django Admin.</w:t>
             </w:r>
           </w:p>
         </w:tc>
@@ -7656,6 +7637,9 @@
                 <w:rFonts w:hint="eastAsia"/>
               </w:rPr>
             </w:pPr>
+            <w:r>
+              <w:t>SI</w:t>
+            </w:r>
           </w:p>
         </w:tc>
       </w:tr>
@@ -8607,15 +8591,7 @@
         </w:rPr>
       </w:pPr>
       <w:r>
-        <w:t xml:space="preserve">Las pruebas realizadas permitieron validar el correcto funcionamiento de los módulos de autenticación, registro de usuarios, reservas, agenda, pagos mediante Stripe Sandbox y administración del sistema mediante Django </w:t>
-      </w:r>
-      <w:proofErr w:type="spellStart"/>
-      <w:r>
-        <w:t>Admin</w:t>
-      </w:r>
-      <w:proofErr w:type="spellEnd"/>
-      <w:r>
-        <w:t>. La migración desde SQLite hacia PostgreSQL permitió asegurar la persistencia de los datos en producción, solucionando los problemas de almacenamiento detectados durante las primeras etapas del proyecto.</w:t>
+        <w:t>Las pruebas realizadas permitieron validar el correcto funcionamiento de los módulos de autenticación, registro de usuarios, reservas, agenda, pagos mediante Stripe Sandbox y administración del sistema mediante Django Admin. La migración desde SQLite hacia PostgreSQL permitió asegurar la persistencia de los datos en producción, solucionando los problemas de almacenamiento detectados durante las primeras etapas del proyecto.</w:t>
       </w:r>
     </w:p>
     <w:p>
@@ -8650,15 +8626,7 @@
         </w:rPr>
       </w:pPr>
       <w:r>
-        <w:t xml:space="preserve">Las pruebas de rendimiento realizadas sobre el sistema ReservaFacil-BarberShop demostraron que la aplicación responde de forma adecuada para el alcance definido en el MVP. Las funcionalidades principales mantuvieron tiempos de respuesta aceptables tanto en ambiente local como en ambiente </w:t>
-      </w:r>
-      <w:proofErr w:type="spellStart"/>
-      <w:r>
-        <w:t>cloud</w:t>
-      </w:r>
-      <w:proofErr w:type="spellEnd"/>
-      <w:r>
-        <w:t xml:space="preserve"> utilizando Render y PostgreSQL.</w:t>
+        <w:t>Las pruebas de rendimiento realizadas sobre el sistema ReservaFacil-BarberShop demostraron que la aplicación responde de forma adecuada para el alcance definido en el MVP. Las funcionalidades principales mantuvieron tiempos de respuesta aceptables tanto en ambiente local como en ambiente cloud utilizando Render y PostgreSQL.</w:t>
       </w:r>
     </w:p>
     <w:p>
@@ -13892,16 +13860,25 @@
 </file>
 
 <file path=customXml/item1.xml><?xml version="1.0" encoding="utf-8"?>
-<b:Sources xmlns:b="http://schemas.openxmlformats.org/officeDocument/2006/bibliography" xmlns="http://schemas.openxmlformats.org/officeDocument/2006/bibliography" SelectedStyle="\APASixthEditionOfficeOnline.xsl" StyleName="APA" Version="6"/>
-</file>
-
-<file path=customXml/item2.xml><?xml version="1.0" encoding="utf-8"?>
 <p:properties xmlns:p="http://schemas.microsoft.com/office/2006/metadata/properties" xmlns:xsi="http://www.w3.org/2001/XMLSchema-instance" xmlns:pc="http://schemas.microsoft.com/office/infopath/2007/PartnerControls">
   <documentManagement/>
 </p:properties>
 </file>
 
+<file path=customXml/item2.xml><?xml version="1.0" encoding="utf-8"?>
+<b:Sources xmlns:b="http://schemas.openxmlformats.org/officeDocument/2006/bibliography" xmlns="http://schemas.openxmlformats.org/officeDocument/2006/bibliography" SelectedStyle="\APASixthEditionOfficeOnline.xsl" StyleName="APA" Version="6"/>
+</file>
+
 <file path=customXml/item3.xml><?xml version="1.0" encoding="utf-8"?>
+<?mso-contentType ?>
+<FormTemplates xmlns="http://schemas.microsoft.com/sharepoint/v3/contenttype/forms">
+  <Display>DocumentLibraryForm</Display>
+  <Edit>DocumentLibraryForm</Edit>
+  <New>DocumentLibraryForm</New>
+</FormTemplates>
+</file>
+
+<file path=customXml/item4.xml><?xml version="1.0" encoding="utf-8"?>
 <ct:contentTypeSchema xmlns:ct="http://schemas.microsoft.com/office/2006/metadata/contentType" xmlns:ma="http://schemas.microsoft.com/office/2006/metadata/properties/metaAttributes" ct:_="" ma:_="" ma:contentTypeName="Documento" ma:contentTypeID="0x010100AF28BDBD65D93F4BA99B6439AFEA320E" ma:contentTypeVersion="10" ma:contentTypeDescription="Crear nuevo documento." ma:contentTypeScope="" ma:versionID="11d45d99e0339591c68aad091688ac92">
   <xsd:schema xmlns:xsd="http://www.w3.org/2001/XMLSchema" xmlns:xs="http://www.w3.org/2001/XMLSchema" xmlns:p="http://schemas.microsoft.com/office/2006/metadata/properties" xmlns:ns2="9b0ef35d-78e7-41bf-847f-3c0497ad5352" xmlns:ns3="3c969135-7855-44e0-a9fe-01d799f07605" targetNamespace="http://schemas.microsoft.com/office/2006/metadata/properties" ma:root="true" ma:fieldsID="0e603a3f7bf67670d682b80385fe4b00" ns2:_="" ns3:_="">
     <xsd:import namespace="9b0ef35d-78e7-41bf-847f-3c0497ad5352"/>
@@ -14102,24 +14079,7 @@
 </ct:contentTypeSchema>
 </file>
 
-<file path=customXml/item4.xml><?xml version="1.0" encoding="utf-8"?>
-<?mso-contentType ?>
-<FormTemplates xmlns="http://schemas.microsoft.com/sharepoint/v3/contenttype/forms">
-  <Display>DocumentLibraryForm</Display>
-  <Edit>DocumentLibraryForm</Edit>
-  <New>DocumentLibraryForm</New>
-</FormTemplates>
-</file>
-
 <file path=customXml/itemProps1.xml><?xml version="1.0" encoding="utf-8"?>
-<ds:datastoreItem xmlns:ds="http://schemas.openxmlformats.org/officeDocument/2006/customXml" ds:itemID="{892120F6-A682-4658-976B-B20F587A181D}">
-  <ds:schemaRefs>
-    <ds:schemaRef ds:uri="http://schemas.openxmlformats.org/officeDocument/2006/bibliography"/>
-  </ds:schemaRefs>
-</ds:datastoreItem>
-</file>
-
-<file path=customXml/itemProps2.xml><?xml version="1.0" encoding="utf-8"?>
 <ds:datastoreItem xmlns:ds="http://schemas.openxmlformats.org/officeDocument/2006/customXml" ds:itemID="{B203E38B-4023-43A9-9B83-ED9E35A01FB5}">
   <ds:schemaRefs>
     <ds:schemaRef ds:uri="http://schemas.microsoft.com/office/2006/metadata/properties"/>
@@ -14128,7 +14088,23 @@
 </ds:datastoreItem>
 </file>
 
+<file path=customXml/itemProps2.xml><?xml version="1.0" encoding="utf-8"?>
+<ds:datastoreItem xmlns:ds="http://schemas.openxmlformats.org/officeDocument/2006/customXml" ds:itemID="{892120F6-A682-4658-976B-B20F587A181D}">
+  <ds:schemaRefs>
+    <ds:schemaRef ds:uri="http://schemas.openxmlformats.org/officeDocument/2006/bibliography"/>
+  </ds:schemaRefs>
+</ds:datastoreItem>
+</file>
+
 <file path=customXml/itemProps3.xml><?xml version="1.0" encoding="utf-8"?>
+<ds:datastoreItem xmlns:ds="http://schemas.openxmlformats.org/officeDocument/2006/customXml" ds:itemID="{72654922-4FCC-494D-93F7-F43064C530AD}">
+  <ds:schemaRefs>
+    <ds:schemaRef ds:uri="http://schemas.microsoft.com/sharepoint/v3/contenttype/forms"/>
+  </ds:schemaRefs>
+</ds:datastoreItem>
+</file>
+
+<file path=customXml/itemProps4.xml><?xml version="1.0" encoding="utf-8"?>
 <ds:datastoreItem xmlns:ds="http://schemas.openxmlformats.org/officeDocument/2006/customXml" ds:itemID="{8A6A4A46-F142-46C7-9854-3FE79CB2998C}">
   <ds:schemaRefs>
     <ds:schemaRef ds:uri="http://schemas.microsoft.com/office/2006/metadata/contentType"/>
@@ -14145,12 +14121,4 @@
     <ds:schemaRef ds:uri="http://schemas.microsoft.com/internal/obd"/>
   </ds:schemaRefs>
 </ds:datastoreItem>
-</file>
-
-<file path=customXml/itemProps4.xml><?xml version="1.0" encoding="utf-8"?>
-<ds:datastoreItem xmlns:ds="http://schemas.openxmlformats.org/officeDocument/2006/customXml" ds:itemID="{72654922-4FCC-494D-93F7-F43064C530AD}">
-  <ds:schemaRefs>
-    <ds:schemaRef ds:uri="http://schemas.microsoft.com/sharepoint/v3/contenttype/forms"/>
-  </ds:schemaRefs>
-</ds:datastoreItem>
 </file>
--- a/Documentacion/Evaluaciones/Evaluacion 3/3.1.3 Plan de Pruebas de Rendimiento.docx
+++ b/Documentacion/Evaluaciones/Evaluacion 3/3.1.3 Plan de Pruebas de Rendimiento.docx
@@ -171,6 +171,9 @@
       </w:pPr>
       <w:r>
         <w:t>Grupo N°</w:t>
+      </w:r>
+      <w:r>
+        <w:t>1</w:t>
       </w:r>
     </w:p>
     <w:p>
@@ -13860,25 +13863,16 @@
 </file>
 
 <file path=customXml/item1.xml><?xml version="1.0" encoding="utf-8"?>
+<b:Sources xmlns:b="http://schemas.openxmlformats.org/officeDocument/2006/bibliography" xmlns="http://schemas.openxmlformats.org/officeDocument/2006/bibliography" SelectedStyle="\APASixthEditionOfficeOnline.xsl" StyleName="APA" Version="6"/>
+</file>
+
+<file path=customXml/item2.xml><?xml version="1.0" encoding="utf-8"?>
 <p:properties xmlns:p="http://schemas.microsoft.com/office/2006/metadata/properties" xmlns:xsi="http://www.w3.org/2001/XMLSchema-instance" xmlns:pc="http://schemas.microsoft.com/office/infopath/2007/PartnerControls">
   <documentManagement/>
 </p:properties>
 </file>
 
-<file path=customXml/item2.xml><?xml version="1.0" encoding="utf-8"?>
-<b:Sources xmlns:b="http://schemas.openxmlformats.org/officeDocument/2006/bibliography" xmlns="http://schemas.openxmlformats.org/officeDocument/2006/bibliography" SelectedStyle="\APASixthEditionOfficeOnline.xsl" StyleName="APA" Version="6"/>
-</file>
-
 <file path=customXml/item3.xml><?xml version="1.0" encoding="utf-8"?>
-<?mso-contentType ?>
-<FormTemplates xmlns="http://schemas.microsoft.com/sharepoint/v3/contenttype/forms">
-  <Display>DocumentLibraryForm</Display>
-  <Edit>DocumentLibraryForm</Edit>
-  <New>DocumentLibraryForm</New>
-</FormTemplates>
-</file>
-
-<file path=customXml/item4.xml><?xml version="1.0" encoding="utf-8"?>
 <ct:contentTypeSchema xmlns:ct="http://schemas.microsoft.com/office/2006/metadata/contentType" xmlns:ma="http://schemas.microsoft.com/office/2006/metadata/properties/metaAttributes" ct:_="" ma:_="" ma:contentTypeName="Documento" ma:contentTypeID="0x010100AF28BDBD65D93F4BA99B6439AFEA320E" ma:contentTypeVersion="10" ma:contentTypeDescription="Crear nuevo documento." ma:contentTypeScope="" ma:versionID="11d45d99e0339591c68aad091688ac92">
   <xsd:schema xmlns:xsd="http://www.w3.org/2001/XMLSchema" xmlns:xs="http://www.w3.org/2001/XMLSchema" xmlns:p="http://schemas.microsoft.com/office/2006/metadata/properties" xmlns:ns2="9b0ef35d-78e7-41bf-847f-3c0497ad5352" xmlns:ns3="3c969135-7855-44e0-a9fe-01d799f07605" targetNamespace="http://schemas.microsoft.com/office/2006/metadata/properties" ma:root="true" ma:fieldsID="0e603a3f7bf67670d682b80385fe4b00" ns2:_="" ns3:_="">
     <xsd:import namespace="9b0ef35d-78e7-41bf-847f-3c0497ad5352"/>
@@ -14079,7 +14073,24 @@
 </ct:contentTypeSchema>
 </file>
 
+<file path=customXml/item4.xml><?xml version="1.0" encoding="utf-8"?>
+<?mso-contentType ?>
+<FormTemplates xmlns="http://schemas.microsoft.com/sharepoint/v3/contenttype/forms">
+  <Display>DocumentLibraryForm</Display>
+  <Edit>DocumentLibraryForm</Edit>
+  <New>DocumentLibraryForm</New>
+</FormTemplates>
+</file>
+
 <file path=customXml/itemProps1.xml><?xml version="1.0" encoding="utf-8"?>
+<ds:datastoreItem xmlns:ds="http://schemas.openxmlformats.org/officeDocument/2006/customXml" ds:itemID="{892120F6-A682-4658-976B-B20F587A181D}">
+  <ds:schemaRefs>
+    <ds:schemaRef ds:uri="http://schemas.openxmlformats.org/officeDocument/2006/bibliography"/>
+  </ds:schemaRefs>
+</ds:datastoreItem>
+</file>
+
+<file path=customXml/itemProps2.xml><?xml version="1.0" encoding="utf-8"?>
 <ds:datastoreItem xmlns:ds="http://schemas.openxmlformats.org/officeDocument/2006/customXml" ds:itemID="{B203E38B-4023-43A9-9B83-ED9E35A01FB5}">
   <ds:schemaRefs>
     <ds:schemaRef ds:uri="http://schemas.microsoft.com/office/2006/metadata/properties"/>
@@ -14088,23 +14099,7 @@
 </ds:datastoreItem>
 </file>
 
-<file path=customXml/itemProps2.xml><?xml version="1.0" encoding="utf-8"?>
-<ds:datastoreItem xmlns:ds="http://schemas.openxmlformats.org/officeDocument/2006/customXml" ds:itemID="{892120F6-A682-4658-976B-B20F587A181D}">
-  <ds:schemaRefs>
-    <ds:schemaRef ds:uri="http://schemas.openxmlformats.org/officeDocument/2006/bibliography"/>
-  </ds:schemaRefs>
-</ds:datastoreItem>
-</file>
-
 <file path=customXml/itemProps3.xml><?xml version="1.0" encoding="utf-8"?>
-<ds:datastoreItem xmlns:ds="http://schemas.openxmlformats.org/officeDocument/2006/customXml" ds:itemID="{72654922-4FCC-494D-93F7-F43064C530AD}">
-  <ds:schemaRefs>
-    <ds:schemaRef ds:uri="http://schemas.microsoft.com/sharepoint/v3/contenttype/forms"/>
-  </ds:schemaRefs>
-</ds:datastoreItem>
-</file>
-
-<file path=customXml/itemProps4.xml><?xml version="1.0" encoding="utf-8"?>
 <ds:datastoreItem xmlns:ds="http://schemas.openxmlformats.org/officeDocument/2006/customXml" ds:itemID="{8A6A4A46-F142-46C7-9854-3FE79CB2998C}">
   <ds:schemaRefs>
     <ds:schemaRef ds:uri="http://schemas.microsoft.com/office/2006/metadata/contentType"/>
@@ -14121,4 +14116,12 @@
     <ds:schemaRef ds:uri="http://schemas.microsoft.com/internal/obd"/>
   </ds:schemaRefs>
 </ds:datastoreItem>
+</file>
+
+<file path=customXml/itemProps4.xml><?xml version="1.0" encoding="utf-8"?>
+<ds:datastoreItem xmlns:ds="http://schemas.openxmlformats.org/officeDocument/2006/customXml" ds:itemID="{72654922-4FCC-494D-93F7-F43064C530AD}">
+  <ds:schemaRefs>
+    <ds:schemaRef ds:uri="http://schemas.microsoft.com/sharepoint/v3/contenttype/forms"/>
+  </ds:schemaRefs>
+</ds:datastoreItem>
 </file>